--- a/docs/word/05_講師ガイド.docx
+++ b/docs/word/05_講師ガイド.docx
@@ -138,7 +138,7 @@
           <w:rFonts w:ascii="Yu Gothic" w:hAnsi="Yu Gothic" w:eastAsia="游ゴシック"/>
           <w:b w:val="0"/>
         </w:rPr>
-        <w:t xml:space="preserve">研修全体を「みなと精機への提案活動」というストーリーでつなぐ。章の冒頭で </w:t>
+        <w:t xml:space="preserve">研修全体を「みらい商事への提案活動」というストーリーでつなぐ。章の冒頭で </w:t>
       </w:r>
       <w:r>
         <w:rPr>
@@ -237,7 +237,21 @@
           <w:rFonts w:ascii="Yu Gothic" w:hAnsi="Yu Gothic" w:eastAsia="游ゴシック"/>
           <w:b w:val="0"/>
         </w:rPr>
-        <w:t>ストーリーの説明：ELIソリューションズの営業として、みなと精機に提案する。Day2 の昼には提案書・見積・スライドの一式が手元に残る</w:t>
+        <w:t xml:space="preserve">ストーリーの説明：ELIソリューションズの営業として、みらい商事に法人営業20名向けの生成AI活用研修を提案する。予算は承認前、決裁者は未特定なので </w:t>
+      </w:r>
+      <w:r>
+        <w:rPr>
+          <w:rFonts w:ascii="Yu Gothic" w:hAnsi="Yu Gothic" w:eastAsia="游ゴシック"/>
+          <w:b/>
+        </w:rPr>
+        <w:t>A案・B案の2案</w:t>
+      </w:r>
+      <w:r>
+        <w:rPr>
+          <w:rFonts w:ascii="Yu Gothic" w:hAnsi="Yu Gothic" w:eastAsia="游ゴシック"/>
+          <w:b w:val="0"/>
+        </w:rPr>
+        <w:t xml:space="preserve"> で提案する。Day2 の昼には提案書・見積・スライドの一式が手元に残る</w:t>
       </w:r>
     </w:p>
     <w:p>
@@ -872,7 +886,7 @@
           <w:rFonts w:ascii="Yu Gothic" w:hAnsi="Yu Gothic" w:eastAsia="游ゴシック"/>
           <w:b w:val="0"/>
         </w:rPr>
-        <w:t>みなと精機は架空の会社なので、Web で調べても出てこないことを事前に伝える</w:t>
+        <w:t>みらい商事は架空の会社なので、Web で調べても出てこないことを事前に伝える</w:t>
       </w:r>
     </w:p>
     <w:p>
@@ -1380,7 +1394,7 @@
           <w:rFonts w:ascii="Yu Gothic" w:hAnsi="Yu Gothic" w:eastAsia="游ゴシック"/>
           <w:b w:val="0"/>
         </w:rPr>
-        <w:t>「来週金曜」が「10月16日（金）」に直っているか、</w:t>
+        <w:t>「今週金曜」が「10月9日（金）」、「来週火曜」が「10月13日（火）」に直っているか、</w:t>
       </w:r>
       <w:r>
         <w:rPr>
@@ -1420,7 +1434,7 @@
           <w:rFonts w:ascii="Yu Gothic" w:hAnsi="Yu Gothic" w:eastAsia="游ゴシック"/>
           <w:b w:val="0"/>
         </w:rPr>
-        <w:t>（「3日間で実施することが決定」など、合意していないことを決定事項にする）例が出たら、全員で共有する</w:t>
+        <w:t>（「B案・2日間で実施することが決定」など、合意していないことを決定事項にする）例が出たら、全員で共有する</w:t>
       </w:r>
     </w:p>
     <w:p>
@@ -1635,7 +1649,7 @@
           <w:rFonts w:ascii="Yu Gothic" w:hAnsi="Yu Gothic" w:eastAsia="游ゴシック"/>
           <w:b/>
         </w:rPr>
-        <w:t>「他社と比較検討」「予算を超えたら来期」が書かれていないか</w:t>
+        <w:t>「他社と比較検討」「予算は承認前」「決裁者が未特定」が書かれていないか</w:t>
       </w:r>
       <w:r>
         <w:rPr>
@@ -1917,7 +1931,7 @@
                 <w:b w:val="0"/>
                 <w:sz w:val="19"/>
               </w:rPr>
-              <w:t>演習10 見積試算</w:t>
+              <w:t>演習10 A案・B案の見積試算</w:t>
             </w:r>
           </w:p>
         </w:tc>
@@ -1947,7 +1961,7 @@
           <w:rFonts w:ascii="Yu Gothic" w:hAnsi="Yu Gothic" w:eastAsia="游ゴシック"/>
           <w:b w:val="0"/>
         </w:rPr>
-        <w:t xml:space="preserve"> を必ず最初に行う。直さずに分析すると「製造業」の件数が変わることを見せる</w:t>
+        <w:t xml:space="preserve"> を必ず最初に行う。直さずに分析すると「卸売業」の件数が変わることを見せる</w:t>
       </w:r>
     </w:p>
     <w:p>
@@ -1972,14 +1986,41 @@
           <w:rFonts w:ascii="Yu Gothic" w:hAnsi="Yu Gothic" w:eastAsia="游ゴシック"/>
           <w:b w:val="0"/>
         </w:rPr>
-        <w:t xml:space="preserve">現場課題演習あり／なし：満足度 4.31／3.92、理解度 77.5／71.9、3か月後実践率 </w:t>
+        <w:t xml:space="preserve">業務課題演習あり／なし：満足度 4.28／4.01、理解度 78.8／73.1、3か月後実践率 </w:t>
       </w:r>
       <w:r>
         <w:rPr>
           <w:rFonts w:ascii="Yu Gothic" w:hAnsi="Yu Gothic" w:eastAsia="游ゴシック"/>
           <w:b/>
         </w:rPr>
-        <w:t>60.0％／37.6％</w:t>
+        <w:t>60.5％／40.5％</w:t>
+      </w:r>
+    </w:p>
+    <w:p>
+      <w:pPr>
+        <w:pStyle w:val="ListBullet"/>
+        <w:ind w:left="720"/>
+      </w:pPr>
+      <w:r>
+        <w:rPr>
+          <w:rFonts w:ascii="Yu Gothic" w:hAnsi="Yu Gothic" w:eastAsia="游ゴシック"/>
+          <w:b w:val="0"/>
+        </w:rPr>
+        <w:t xml:space="preserve">事後フォローあり／なし：3か月後実践率 </w:t>
+      </w:r>
+      <w:r>
+        <w:rPr>
+          <w:rFonts w:ascii="Yu Gothic" w:hAnsi="Yu Gothic" w:eastAsia="游ゴシック"/>
+          <w:b/>
+        </w:rPr>
+        <w:t>56.1％／43.2％</w:t>
+      </w:r>
+      <w:r>
+        <w:rPr>
+          <w:rFonts w:ascii="Yu Gothic" w:hAnsi="Yu Gothic" w:eastAsia="游ゴシック"/>
+          <w:b w:val="0"/>
+        </w:rPr>
+        <w:t>（B案の根拠）</w:t>
       </w:r>
     </w:p>
     <w:p>
@@ -2005,7 +2046,7 @@
           <w:rFonts w:ascii="Yu Gothic" w:hAnsi="Yu Gothic" w:eastAsia="游ゴシック"/>
           <w:b w:val="0"/>
         </w:rPr>
-        <w:t>製造業 × DX・データ活用（表記ゆれ修正後 35件）：実践率 あり 59.8％（22件）／なし 39.1％（13件）</w:t>
+        <w:t>カテゴリ「生成AI」× 対象職種「営業職」（39件）：実践率 あり 62.1％（19件）／なし 43.2％（20件）</w:t>
       </w:r>
     </w:p>
     <w:p>
@@ -2050,14 +2091,40 @@
           <w:rFonts w:ascii="Yu Gothic" w:hAnsi="Yu Gothic" w:eastAsia="游ゴシック"/>
           <w:b/>
         </w:rPr>
-        <w:t>4,447,500円（税別）</w:t>
+        <w:t>A案 690,000円／B案 1,195,000円（税別）</w:t>
       </w:r>
       <w:r>
         <w:rPr>
           <w:rFonts w:ascii="Yu Gothic" w:hAnsi="Yu Gothic" w:eastAsia="游ゴシック"/>
           <w:b w:val="0"/>
         </w:rPr>
-        <w:t>。講師料の割引（3クラス以上で5%）と教材費の割引（50名以上で10%）の反映漏れが多い</w:t>
+        <w:t>。B案の講師料割引（2日以上で5%）の反映漏れと、事後フォローを A案にも入れてしまう誤りが多い</w:t>
+      </w:r>
+    </w:p>
+    <w:p>
+      <w:pPr>
+        <w:pStyle w:val="ListBullet"/>
+      </w:pPr>
+      <w:r>
+        <w:rPr>
+          <w:rFonts w:ascii="Yu Gothic" w:hAnsi="Yu Gothic" w:eastAsia="游ゴシック"/>
+          <w:b w:val="0"/>
+        </w:rPr>
+        <w:t>B案は予算の目安（100万円・承認前）を19.5万円超える。「アシスタント講師を外すと1,035,000円」など、</w:t>
+      </w:r>
+      <w:r>
+        <w:rPr>
+          <w:rFonts w:ascii="Yu Gothic" w:hAnsi="Yu Gothic" w:eastAsia="游ゴシック"/>
+          <w:b/>
+        </w:rPr>
+        <w:t>決裁者に示す調整案</w:t>
+      </w:r>
+      <w:r>
+        <w:rPr>
+          <w:rFonts w:ascii="Yu Gothic" w:hAnsi="Yu Gothic" w:eastAsia="游ゴシック"/>
+          <w:b w:val="0"/>
+        </w:rPr>
+        <w:t xml:space="preserve"> を考えさせる</w:t>
       </w:r>
     </w:p>
     <w:p>
@@ -2231,7 +2298,7 @@
           <w:rFonts w:ascii="Yu Gothic" w:hAnsi="Yu Gothic" w:eastAsia="游ゴシック"/>
           <w:b w:val="0"/>
         </w:rPr>
-        <w:t>時間が足りない場合は、1・2・4・5章だけを作らせる</w:t>
+        <w:t>時間が足りない場合は、1・2・4・7章だけを作らせる（A案・B案の比較表と概算は必須）</w:t>
       </w:r>
     </w:p>
     <w:p>
@@ -2854,7 +2921,7 @@
           <w:rFonts w:ascii="Yu Gothic" w:hAnsi="Yu Gothic" w:eastAsia="游ゴシック"/>
           <w:b w:val="0"/>
         </w:rPr>
-        <w:t xml:space="preserve"> を貼り付け、顧客名「株式会社みなと精機」、商談日 2026-10-06 で登録</w:t>
+        <w:t xml:space="preserve"> を貼り付け、顧客名「みらい商事株式会社」、商談日 2026-10-06 で登録</w:t>
       </w:r>
     </w:p>
     <w:p>
@@ -2863,7 +2930,7 @@
           <w:rFonts w:ascii="Yu Gothic" w:hAnsi="Yu Gothic" w:eastAsia="游ゴシック"/>
           <w:b w:val="0"/>
         </w:rPr>
-        <w:t>2. 「マスキング設定」に「みなと精機」「佐伯」「大西」「高野」を登録済みであることを見せる</w:t>
+        <w:t>2. 「マスキング設定」に「みらい商事株式会社」「みらい商事」「佐伯」「大西」「高野」を登録済みであることを見せる</w:t>
       </w:r>
     </w:p>
     <w:p>

--- a/docs/word/05_講師ガイド.docx
+++ b/docs/word/05_講師ガイド.docx
@@ -1375,7 +1375,7 @@
           <w:rFonts w:ascii="Yu Gothic" w:hAnsi="Yu Gothic" w:eastAsia="游ゴシック"/>
           <w:b/>
         </w:rPr>
-        <w:t>セキュリティ前処理（携帯番号の削除）を忘れる受講者が多い</w:t>
+        <w:t>セキュリティ前処理（社名・氏名の置き換え）を忘れる受講者が多い</w:t>
       </w:r>
       <w:r>
         <w:rPr>
@@ -1383,6 +1383,58 @@
           <w:b w:val="0"/>
         </w:rPr>
         <w:t>。手順2で全員の画面を確認する</w:t>
+      </w:r>
+    </w:p>
+    <w:p>
+      <w:pPr>
+        <w:pStyle w:val="ListBullet"/>
+      </w:pPr>
+      <w:r>
+        <w:rPr>
+          <w:rFonts w:ascii="Yu Gothic" w:hAnsi="Yu Gothic" w:eastAsia="游ゴシック"/>
+          <w:b w:val="0"/>
+        </w:rPr>
+        <w:t>文字起こしは「話者A／B／C」で記録されている。</w:t>
+      </w:r>
+      <w:r>
+        <w:rPr>
+          <w:rFonts w:ascii="Yu Gothic" w:hAnsi="Yu Gothic" w:eastAsia="游ゴシック"/>
+          <w:b/>
+        </w:rPr>
+        <w:t>話者の特定</w:t>
+      </w:r>
+      <w:r>
+        <w:rPr>
+          <w:rFonts w:ascii="Yu Gothic" w:hAnsi="Yu Gothic" w:eastAsia="游ゴシック"/>
+          <w:b w:val="0"/>
+        </w:rPr>
+        <w:t xml:space="preserve"> ができているかを確認する（A＝高橋、B＝佐藤様、C＝田中様）</w:t>
+      </w:r>
+    </w:p>
+    <w:p>
+      <w:pPr>
+        <w:pStyle w:val="ListBullet"/>
+      </w:pPr>
+      <w:r>
+        <w:rPr>
+          <w:rFonts w:ascii="Yu Gothic" w:hAnsi="Yu Gothic" w:eastAsia="游ゴシック"/>
+          <w:b w:val="0"/>
+        </w:rPr>
+        <w:t xml:space="preserve">最も大切なポイントは </w:t>
+      </w:r>
+      <w:r>
+        <w:rPr>
+          <w:rFonts w:ascii="Yu Gothic" w:hAnsi="Yu Gothic" w:eastAsia="游ゴシック"/>
+          <w:b/>
+        </w:rPr>
+        <w:t>決定事項と未確定事項の区別</w:t>
+      </w:r>
+      <w:r>
+        <w:rPr>
+          <w:rFonts w:ascii="Yu Gothic" w:hAnsi="Yu Gothic" w:eastAsia="游ゴシック"/>
+          <w:b w:val="0"/>
+        </w:rPr>
+        <w:t>。Copilot が「Copilot の利用可否は情報システム部門が確認する（期限：来週）」のように、決まっていない担当・期限を作ってしまう例を全員で共有する</w:t>
       </w:r>
     </w:p>
     <w:p>
@@ -1558,7 +1610,7 @@
                 <w:b w:val="0"/>
                 <w:sz w:val="19"/>
               </w:rPr>
-              <w:t>演習7 お礼・確認メール</w:t>
+              <w:t>演習7 議事録送付メール</w:t>
             </w:r>
           </w:p>
         </w:tc>
@@ -1592,7 +1644,7 @@
                 <w:b w:val="0"/>
                 <w:sz w:val="19"/>
               </w:rPr>
-              <w:t>演習8 社内報告と行動リスト</w:t>
+              <w:t>演習8 社内報告・行動リスト・確認事項の一覧</w:t>
             </w:r>
           </w:p>
         </w:tc>
@@ -1642,21 +1694,21 @@
           <w:rFonts w:ascii="Yu Gothic" w:hAnsi="Yu Gothic" w:eastAsia="游ゴシック"/>
           <w:b w:val="0"/>
         </w:rPr>
-        <w:t>演習7：CC に大西部長が入る。</w:t>
+        <w:t>演習7：議事録と Next Action の送付メール。</w:t>
       </w:r>
       <w:r>
         <w:rPr>
           <w:rFonts w:ascii="Yu Gothic" w:hAnsi="Yu Gothic" w:eastAsia="游ゴシック"/>
           <w:b/>
         </w:rPr>
-        <w:t>「他社と比較検討」「予算は承認前」「決裁者が未特定」が書かれていないか</w:t>
+        <w:t>未確定事項（利用可否・フォロー担当・予算承認）を確定したように書いていないか</w:t>
       </w:r>
       <w:r>
         <w:rPr>
           <w:rFonts w:ascii="Yu Gothic" w:hAnsi="Yu Gothic" w:eastAsia="游ゴシック"/>
           <w:b w:val="0"/>
         </w:rPr>
-        <w:t xml:space="preserve"> を確認させる</w:t>
+        <w:t>、事前アンケートを合意事項のように書いていないかを確認させる</w:t>
       </w:r>
     </w:p>
     <w:p>
@@ -1986,14 +2038,21 @@
           <w:rFonts w:ascii="Yu Gothic" w:hAnsi="Yu Gothic" w:eastAsia="游ゴシック"/>
           <w:b w:val="0"/>
         </w:rPr>
-        <w:t xml:space="preserve">業務課題演習あり／なし：満足度 4.28／4.01、理解度 78.8／73.1、3か月後実践率 </w:t>
+        <w:t xml:space="preserve">事後フォローあり／なし：1か月後活用率 </w:t>
       </w:r>
       <w:r>
         <w:rPr>
           <w:rFonts w:ascii="Yu Gothic" w:hAnsi="Yu Gothic" w:eastAsia="游ゴシック"/>
           <w:b/>
         </w:rPr>
-        <w:t>60.5％／40.5％</w:t>
+        <w:t>61.8％（69件）／42.5％（91件）</w:t>
+      </w:r>
+      <w:r>
+        <w:rPr>
+          <w:rFonts w:ascii="Yu Gothic" w:hAnsi="Yu Gothic" w:eastAsia="游ゴシック"/>
+          <w:b w:val="0"/>
+        </w:rPr>
+        <w:t>（B案の活用フォローの根拠）</w:t>
       </w:r>
     </w:p>
     <w:p>
@@ -2006,21 +2065,20 @@
           <w:rFonts w:ascii="Yu Gothic" w:hAnsi="Yu Gothic" w:eastAsia="游ゴシック"/>
           <w:b w:val="0"/>
         </w:rPr>
-        <w:t xml:space="preserve">事後フォローあり／なし：3か月後実践率 </w:t>
+        <w:t>事前診断あり／なし：満足度 4.15／3.95、理解度 76.0／72.0（B案の事前診断の根拠）</w:t>
       </w:r>
-      <w:r>
-        <w:rPr>
-          <w:rFonts w:ascii="Yu Gothic" w:hAnsi="Yu Gothic" w:eastAsia="游ゴシック"/>
-          <w:b/>
-        </w:rPr>
-        <w:t>56.1％／43.2％</w:t>
-      </w:r>
+    </w:p>
+    <w:p>
+      <w:pPr>
+        <w:pStyle w:val="ListBullet"/>
+        <w:ind w:left="720"/>
+      </w:pPr>
       <w:r>
         <w:rPr>
           <w:rFonts w:ascii="Yu Gothic" w:hAnsi="Yu Gothic" w:eastAsia="游ゴシック"/>
           <w:b w:val="0"/>
         </w:rPr>
-        <w:t>（B案の根拠）</w:t>
+        <w:t>集合／オンライン：満足度 4.16／3.82</w:t>
       </w:r>
     </w:p>
     <w:p>
@@ -2046,7 +2104,34 @@
           <w:rFonts w:ascii="Yu Gothic" w:hAnsi="Yu Gothic" w:eastAsia="游ゴシック"/>
           <w:b w:val="0"/>
         </w:rPr>
-        <w:t>カテゴリ「生成AI」× 対象職種「営業職」（39件）：実践率 あり 62.1％（19件）／なし 43.2％（20件）</w:t>
+        <w:t>カテゴリ「生成AI」× 対象職種「営業職」（32件）：事後フォローあり 60.9％（17件）／なし 43.5％（15件）</w:t>
+      </w:r>
+    </w:p>
+    <w:p>
+      <w:pPr>
+        <w:pStyle w:val="ListBullet"/>
+        <w:ind w:left="720"/>
+      </w:pPr>
+      <w:r>
+        <w:rPr>
+          <w:rFonts w:ascii="Yu Gothic" w:hAnsi="Yu Gothic" w:eastAsia="游ゴシック"/>
+          <w:b w:val="0"/>
+        </w:rPr>
+        <w:t xml:space="preserve">いずれも </w:t>
+      </w:r>
+      <w:r>
+        <w:rPr>
+          <w:rFonts w:ascii="Yu Gothic" w:hAnsi="Yu Gothic" w:eastAsia="游ゴシック"/>
+          <w:b/>
+        </w:rPr>
+        <w:t>傾向であり効果の証明ではない</w:t>
+      </w:r>
+      <w:r>
+        <w:rPr>
+          <w:rFonts w:ascii="Yu Gothic" w:hAnsi="Yu Gothic" w:eastAsia="游ゴシック"/>
+          <w:b w:val="0"/>
+        </w:rPr>
+        <w:t>。商談で「削減時間を金額に換算しない」と伝えている方針と同じく、数字を過大に使わないことを強調する</w:t>
       </w:r>
     </w:p>
     <w:p>
@@ -2091,14 +2176,14 @@
           <w:rFonts w:ascii="Yu Gothic" w:hAnsi="Yu Gothic" w:eastAsia="游ゴシック"/>
           <w:b/>
         </w:rPr>
-        <w:t>A案 690,000円／B案 1,195,000円（税別）</w:t>
+        <w:t>A案 600,000円（1名3万円）／B案 1,000,000円（1名5万円）、差額 400,000円（税抜）</w:t>
       </w:r>
       <w:r>
         <w:rPr>
           <w:rFonts w:ascii="Yu Gothic" w:hAnsi="Yu Gothic" w:eastAsia="游ゴシック"/>
           <w:b w:val="0"/>
         </w:rPr>
-        <w:t>。B案の講師料割引（2日以上で5%）の反映漏れと、事後フォローを A案にも入れてしまう誤りが多い</w:t>
+        <w:t>。商談で伝えた金額と一致するかを確認させる。事前診断・活用フォローを A案にも入れてしまう誤りが多い</w:t>
       </w:r>
     </w:p>
     <w:p>
@@ -2110,21 +2195,21 @@
           <w:rFonts w:ascii="Yu Gothic" w:hAnsi="Yu Gothic" w:eastAsia="游ゴシック"/>
           <w:b w:val="0"/>
         </w:rPr>
-        <w:t>B案は予算の目安（100万円・承認前）を19.5万円超える。「アシスタント講師を外すと1,035,000円」など、</w:t>
+        <w:t xml:space="preserve">B案は予算の目安（100万円）ちょうど。ただし目安は </w:t>
       </w:r>
       <w:r>
         <w:rPr>
           <w:rFonts w:ascii="Yu Gothic" w:hAnsi="Yu Gothic" w:eastAsia="游ゴシック"/>
           <w:b/>
         </w:rPr>
-        <w:t>決裁者に示す調整案</w:t>
+        <w:t>承認済みの上限ではない</w:t>
       </w:r>
       <w:r>
         <w:rPr>
           <w:rFonts w:ascii="Yu Gothic" w:hAnsi="Yu Gothic" w:eastAsia="游ゴシック"/>
           <w:b w:val="0"/>
         </w:rPr>
-        <w:t xml:space="preserve"> を考えさせる</w:t>
+        <w:t xml:space="preserve"> ため、上長説明用の1枚で「A案とB案の違い（追加支援の有無）」を短く示すことが重要</w:t>
       </w:r>
     </w:p>
     <w:p>
@@ -2930,7 +3015,7 @@
           <w:rFonts w:ascii="Yu Gothic" w:hAnsi="Yu Gothic" w:eastAsia="游ゴシック"/>
           <w:b w:val="0"/>
         </w:rPr>
-        <w:t>2. 「マスキング設定」に「みらい商事株式会社」「みらい商事」「佐伯」「大西」「高野」を登録済みであることを見せる</w:t>
+        <w:t>2. 「マスキング設定」に「みらい商事株式会社」「みらい商事」「佐藤美和」「佐藤」「田中淳」「田中」を登録済みであることを見せる</w:t>
       </w:r>
     </w:p>
     <w:p>
@@ -2953,7 +3038,7 @@
           <w:rFonts w:ascii="Yu Gothic" w:hAnsi="Yu Gothic" w:eastAsia="游ゴシック"/>
           <w:b w:val="0"/>
         </w:rPr>
-        <w:t xml:space="preserve"> を表示 → 携帯番号・名前が置き換わっていることを確認</w:t>
+        <w:t xml:space="preserve"> を表示 → 社名・氏名が置き換わっていること（「佐藤」だけ登録すると「[PERSON_1]美和」になる点も見せる）を確認</w:t>
       </w:r>
     </w:p>
     <w:p>

--- a/docs/word/05_講師ガイド.docx
+++ b/docs/word/05_講師ガイド.docx
@@ -960,7 +960,7 @@
                 <w:b w:val="0"/>
                 <w:sz w:val="19"/>
               </w:rPr>
-              <w:t>15分</w:t>
+              <w:t>8分</w:t>
             </w:r>
           </w:p>
         </w:tc>
@@ -994,7 +994,7 @@
                 <w:b w:val="0"/>
                 <w:sz w:val="19"/>
               </w:rPr>
-              <w:t>10分</w:t>
+              <w:t>8分</w:t>
             </w:r>
           </w:p>
         </w:tc>
@@ -1010,7 +1010,23 @@
                 <w:b w:val="0"/>
                 <w:sz w:val="19"/>
               </w:rPr>
-              <w:t>契約によるデータの扱いの違い（個人向け Premium と法人向け）</w:t>
+              <w:t xml:space="preserve">契約によるデータの扱いの違い・本研修のルール ＋ </w:t>
+            </w:r>
+            <w:r>
+              <w:rPr>
+                <w:rFonts w:ascii="Yu Gothic" w:hAnsi="Yu Gothic" w:eastAsia="游ゴシック"/>
+                <w:b/>
+                <w:sz w:val="19"/>
+              </w:rPr>
+              <w:t>ミニ演習A</w:t>
+            </w:r>
+            <w:r>
+              <w:rPr>
+                <w:rFonts w:ascii="Yu Gothic" w:hAnsi="Yu Gothic" w:eastAsia="游ゴシック"/>
+                <w:b w:val="0"/>
+                <w:sz w:val="19"/>
+              </w:rPr>
+              <w:t>（自分の利用環境の確認・3分）</w:t>
             </w:r>
           </w:p>
         </w:tc>
@@ -1028,7 +1044,7 @@
                 <w:b w:val="0"/>
                 <w:sz w:val="19"/>
               </w:rPr>
-              <w:t>10分</w:t>
+              <w:t>7分</w:t>
             </w:r>
           </w:p>
         </w:tc>
@@ -1044,7 +1060,23 @@
                 <w:b w:val="0"/>
                 <w:sz w:val="19"/>
               </w:rPr>
-              <w:t>3段階判定とマスキングの技法</w:t>
+              <w:t xml:space="preserve">3段階判定 ＋ </w:t>
+            </w:r>
+            <w:r>
+              <w:rPr>
+                <w:rFonts w:ascii="Yu Gothic" w:hAnsi="Yu Gothic" w:eastAsia="游ゴシック"/>
+                <w:b/>
+                <w:sz w:val="19"/>
+              </w:rPr>
+              <w:t>ミニ演習B</w:t>
+            </w:r>
+            <w:r>
+              <w:rPr>
+                <w:rFonts w:ascii="Yu Gothic" w:hAnsi="Yu Gothic" w:eastAsia="游ゴシック"/>
+                <w:b w:val="0"/>
+                <w:sz w:val="19"/>
+              </w:rPr>
+              <w:t>（A/B/C判定クイズ・3分）</w:t>
             </w:r>
           </w:p>
         </w:tc>
@@ -1062,7 +1094,7 @@
                 <w:b w:val="0"/>
                 <w:sz w:val="19"/>
               </w:rPr>
-              <w:t>25分</w:t>
+              <w:t>9分</w:t>
             </w:r>
           </w:p>
         </w:tc>
@@ -1078,7 +1110,141 @@
                 <w:b w:val="0"/>
                 <w:sz w:val="19"/>
               </w:rPr>
-              <w:t>演習4（10分で個人判定 → 5分で答え合わせ・議論 → 10分でマスキングして Copilot で質問案）</w:t>
+              <w:t xml:space="preserve">マスキングの技法 ＋ </w:t>
+            </w:r>
+            <w:r>
+              <w:rPr>
+                <w:rFonts w:ascii="Yu Gothic" w:hAnsi="Yu Gothic" w:eastAsia="游ゴシック"/>
+                <w:b/>
+                <w:sz w:val="19"/>
+              </w:rPr>
+              <w:t>ミニ演習C</w:t>
+            </w:r>
+            <w:r>
+              <w:rPr>
+                <w:rFonts w:ascii="Yu Gothic" w:hAnsi="Yu Gothic" w:eastAsia="游ゴシック"/>
+                <w:b w:val="0"/>
+                <w:sz w:val="19"/>
+              </w:rPr>
+              <w:t>（文字起こしのマスキング・4分）＋ B・C の解答</w:t>
+            </w:r>
+          </w:p>
+        </w:tc>
+      </w:tr>
+      <w:tr>
+        <w:tc>
+          <w:tcPr>
+            <w:tcW w:type="dxa" w:w="4819"/>
+          </w:tcPr>
+          <w:p>
+            <w:r/>
+            <w:r>
+              <w:rPr>
+                <w:rFonts w:ascii="Yu Gothic" w:hAnsi="Yu Gothic" w:eastAsia="游ゴシック"/>
+                <w:b w:val="0"/>
+                <w:sz w:val="19"/>
+              </w:rPr>
+              <w:t>8分</w:t>
+            </w:r>
+          </w:p>
+        </w:tc>
+        <w:tc>
+          <w:tcPr>
+            <w:tcW w:type="dxa" w:w="4819"/>
+          </w:tcPr>
+          <w:p>
+            <w:r/>
+            <w:r>
+              <w:rPr>
+                <w:rFonts w:ascii="Yu Gothic" w:hAnsi="Yu Gothic" w:eastAsia="游ゴシック"/>
+                <w:b w:val="0"/>
+                <w:sz w:val="19"/>
+              </w:rPr>
+              <w:t xml:space="preserve">ハルシネーション対策 ＋ </w:t>
+            </w:r>
+            <w:r>
+              <w:rPr>
+                <w:rFonts w:ascii="Yu Gothic" w:hAnsi="Yu Gothic" w:eastAsia="游ゴシック"/>
+                <w:b/>
+                <w:sz w:val="19"/>
+              </w:rPr>
+              <w:t>ミニ演習D</w:t>
+            </w:r>
+            <w:r>
+              <w:rPr>
+                <w:rFonts w:ascii="Yu Gothic" w:hAnsi="Yu Gothic" w:eastAsia="游ゴシック"/>
+                <w:b w:val="0"/>
+                <w:sz w:val="19"/>
+              </w:rPr>
+              <w:t>（AIの議事録の誤り探し・5分）＋ 解答</w:t>
+            </w:r>
+          </w:p>
+        </w:tc>
+      </w:tr>
+      <w:tr>
+        <w:tc>
+          <w:tcPr>
+            <w:tcW w:type="dxa" w:w="4819"/>
+          </w:tcPr>
+          <w:p>
+            <w:r/>
+            <w:r>
+              <w:rPr>
+                <w:rFonts w:ascii="Yu Gothic" w:hAnsi="Yu Gothic" w:eastAsia="游ゴシック"/>
+                <w:b w:val="0"/>
+                <w:sz w:val="19"/>
+              </w:rPr>
+              <w:t>3分</w:t>
+            </w:r>
+          </w:p>
+        </w:tc>
+        <w:tc>
+          <w:tcPr>
+            <w:tcW w:type="dxa" w:w="4819"/>
+          </w:tcPr>
+          <w:p>
+            <w:r/>
+            <w:r>
+              <w:rPr>
+                <w:rFonts w:ascii="Yu Gothic" w:hAnsi="Yu Gothic" w:eastAsia="游ゴシック"/>
+                <w:b w:val="0"/>
+                <w:sz w:val="19"/>
+              </w:rPr>
+              <w:t>プロンプトインジェクション・7つのルール</w:t>
+            </w:r>
+          </w:p>
+        </w:tc>
+      </w:tr>
+      <w:tr>
+        <w:tc>
+          <w:tcPr>
+            <w:tcW w:type="dxa" w:w="4819"/>
+          </w:tcPr>
+          <w:p>
+            <w:r/>
+            <w:r>
+              <w:rPr>
+                <w:rFonts w:ascii="Yu Gothic" w:hAnsi="Yu Gothic" w:eastAsia="游ゴシック"/>
+                <w:b w:val="0"/>
+                <w:sz w:val="19"/>
+              </w:rPr>
+              <w:t>17分</w:t>
+            </w:r>
+          </w:p>
+        </w:tc>
+        <w:tc>
+          <w:tcPr>
+            <w:tcW w:type="dxa" w:w="4819"/>
+          </w:tcPr>
+          <w:p>
+            <w:r/>
+            <w:r>
+              <w:rPr>
+                <w:rFonts w:ascii="Yu Gothic" w:hAnsi="Yu Gothic" w:eastAsia="游ゴシック"/>
+                <w:b w:val="0"/>
+                <w:sz w:val="19"/>
+              </w:rPr>
+              <w:t>演習4（7分で個人判定 → 4分で答え合わせ・議論 → 6分でマスキングして Copilot で質問案）</w:t>
             </w:r>
           </w:p>
         </w:tc>
@@ -1161,6 +1327,54 @@
           <w:b w:val="0"/>
         </w:rPr>
         <w:t>⑨（パスワード）は「そもそもメモに書かない」という話につなげる</w:t>
+      </w:r>
+    </w:p>
+    <w:p>
+      <w:pPr>
+        <w:pStyle w:val="ListBullet"/>
+      </w:pPr>
+      <w:r>
+        <w:rPr>
+          <w:rFonts w:ascii="Yu Gothic" w:hAnsi="Yu Gothic" w:eastAsia="游ゴシック"/>
+          <w:b w:val="0"/>
+        </w:rPr>
+        <w:t>ミニ演習はすべて Copilot を使わず、紙か Word で行う（判断の練習に集中させる）</w:t>
+      </w:r>
+    </w:p>
+    <w:p>
+      <w:pPr>
+        <w:pStyle w:val="ListBullet"/>
+      </w:pPr>
+      <w:r>
+        <w:rPr>
+          <w:rFonts w:ascii="Yu Gothic" w:hAnsi="Yu Gothic" w:eastAsia="游ゴシック"/>
+          <w:b w:val="0"/>
+        </w:rPr>
+        <w:t>ミニ演習B の No.2 は「商談で聞いた情報は、公開情報と同じ内容でも出どころが違う」点を議論する。公開情報と確認できれば A</w:t>
+      </w:r>
+    </w:p>
+    <w:p>
+      <w:pPr>
+        <w:pStyle w:val="ListBullet"/>
+      </w:pPr>
+      <w:r>
+        <w:rPr>
+          <w:rFonts w:ascii="Yu Gothic" w:hAnsi="Yu Gothic" w:eastAsia="游ゴシック"/>
+          <w:b w:val="0"/>
+        </w:rPr>
+        <w:t>ミニ演習D の誤りは、演習6で Copilot が実際に起こしやすいもの。「数字・日付・決まったこと／決まっていないこと」の3観点を演習6の前に意識づける</w:t>
+      </w:r>
+    </w:p>
+    <w:p>
+      <w:pPr>
+        <w:pStyle w:val="ListBullet"/>
+      </w:pPr>
+      <w:r>
+        <w:rPr>
+          <w:rFonts w:ascii="Yu Gothic" w:hAnsi="Yu Gothic" w:eastAsia="游ゴシック"/>
+          <w:b w:val="0"/>
+        </w:rPr>
+        <w:t>時間が押したらミニ演習A を省略し、ミニ演習D は解答スライドを見せて解説だけにする</w:t>
       </w:r>
     </w:p>
     <w:p>

--- a/docs/word/05_講師ガイド.docx
+++ b/docs/word/05_講師ガイド.docx
@@ -386,7 +386,57 @@
                 <w:b w:val="0"/>
                 <w:sz w:val="19"/>
               </w:rPr>
-              <w:t>10分</w:t>
+              <w:t>5分</w:t>
+            </w:r>
+          </w:p>
+        </w:tc>
+        <w:tc>
+          <w:tcPr>
+            <w:tcW w:type="dxa" w:w="3213"/>
+          </w:tcPr>
+          <w:p>
+            <w:r/>
+            <w:r>
+              <w:rPr>
+                <w:rFonts w:ascii="Yu Gothic" w:hAnsi="Yu Gothic" w:eastAsia="游ゴシック"/>
+                <w:b w:val="0"/>
+                <w:sz w:val="19"/>
+              </w:rPr>
+              <w:t>最近のトピック</w:t>
+            </w:r>
+          </w:p>
+        </w:tc>
+        <w:tc>
+          <w:tcPr>
+            <w:tcW w:type="dxa" w:w="3213"/>
+          </w:tcPr>
+          <w:p>
+            <w:r/>
+            <w:r>
+              <w:rPr>
+                <w:rFonts w:ascii="Yu Gothic" w:hAnsi="Yu Gothic" w:eastAsia="游ゴシック"/>
+                <w:b w:val="0"/>
+                <w:sz w:val="19"/>
+              </w:rPr>
+              <w:t>Hugging Face への AI エージェントによる侵入（2026年7月）。「AI が自律的に動く時代」「データが入口になる」「守る側も AI を使う」の3点だけ伝え、詳細は第3章につなぐ</w:t>
+            </w:r>
+          </w:p>
+        </w:tc>
+      </w:tr>
+      <w:tr>
+        <w:tc>
+          <w:tcPr>
+            <w:tcW w:type="dxa" w:w="3213"/>
+          </w:tcPr>
+          <w:p>
+            <w:r/>
+            <w:r>
+              <w:rPr>
+                <w:rFonts w:ascii="Yu Gothic" w:hAnsi="Yu Gothic" w:eastAsia="游ゴシック"/>
+                <w:b w:val="0"/>
+                <w:sz w:val="19"/>
+              </w:rPr>
+              <w:t>8分</w:t>
             </w:r>
           </w:p>
         </w:tc>
@@ -502,7 +552,7 @@
                 <w:b w:val="0"/>
                 <w:sz w:val="19"/>
               </w:rPr>
-              <w:t>10分</w:t>
+              <w:t>7分</w:t>
             </w:r>
           </w:p>
         </w:tc>
@@ -619,6 +669,40 @@
           <w:b w:val="0"/>
         </w:rPr>
         <w:t>。</w:t>
+      </w:r>
+    </w:p>
+    <w:p>
+      <w:r>
+        <w:rPr>
+          <w:rFonts w:ascii="Yu Gothic" w:hAnsi="Yu Gothic" w:eastAsia="游ゴシック"/>
+          <w:b/>
+        </w:rPr>
+        <w:t>最近のトピックの注意</w:t>
+      </w:r>
+      <w:r>
+        <w:rPr>
+          <w:rFonts w:ascii="Yu Gothic" w:hAnsi="Yu Gothic" w:eastAsia="游ゴシック"/>
+          <w:b w:val="0"/>
+        </w:rPr>
+        <w:t>：出典は Hugging Face の公式発表（2026年7月）と OpenAI の発表（2026年7月21日）。</w:t>
+      </w:r>
+    </w:p>
+    <w:p>
+      <w:r>
+        <w:rPr>
+          <w:rFonts w:ascii="Yu Gothic" w:hAnsi="Yu Gothic" w:eastAsia="游ゴシック"/>
+          <w:b w:val="0"/>
+        </w:rPr>
+        <w:t>実施日時点で続報（被害範囲の確定など）が出ていないか事前に確認し、スライドの内容を更新する。</w:t>
+      </w:r>
+    </w:p>
+    <w:p>
+      <w:r>
+        <w:rPr>
+          <w:rFonts w:ascii="Yu Gothic" w:hAnsi="Yu Gothic" w:eastAsia="游ゴシック"/>
+          <w:b w:val="0"/>
+        </w:rPr>
+        <w:t>不安をあおる話にせず、「だから入力する情報と使う環境を選ぶ」という研修の目的につなげる。</w:t>
       </w:r>
     </w:p>
     <w:p>

--- a/docs/word/05_講師ガイド.docx
+++ b/docs/word/05_講師ガイド.docx
@@ -386,7 +386,7 @@
                 <w:b w:val="0"/>
                 <w:sz w:val="19"/>
               </w:rPr>
-              <w:t>5分</w:t>
+              <w:t>10分</w:t>
             </w:r>
           </w:p>
         </w:tc>
@@ -418,7 +418,7 @@
                 <w:b w:val="0"/>
                 <w:sz w:val="19"/>
               </w:rPr>
-              <w:t>Hugging Face への AI エージェントによる侵入（2026年7月）。「AI が自律的に動く時代」「データが入口になる」「守る側も AI を使う」の3点だけ伝え、詳細は第3章につなぐ</w:t>
+              <w:t>① Hugging Face への AI エージェントによる侵入（2026年7月）：「AI が自律的に動く時代」「データが入口になる」「守る側も AI を使う」の3点だけ伝え、詳細は第3章につなぐ　② 「〇〇エンジニアリング」の変遷（プロンプト → コンテキスト → ハーネス → ループ）：「人の役割が変わっても、何を渡すか・確認・最終判断は人」を強調し、本研修がどこを扱うかを示す</w:t>
             </w:r>
           </w:p>
         </w:tc>
@@ -436,7 +436,7 @@
                 <w:b w:val="0"/>
                 <w:sz w:val="19"/>
               </w:rPr>
-              <w:t>8分</w:t>
+              <w:t>6分</w:t>
             </w:r>
           </w:p>
         </w:tc>
@@ -486,7 +486,7 @@
                 <w:b w:val="0"/>
                 <w:sz w:val="19"/>
               </w:rPr>
-              <w:t>15分</w:t>
+              <w:t>12分</w:t>
             </w:r>
           </w:p>
         </w:tc>
@@ -684,7 +684,16 @@
           <w:rFonts w:ascii="Yu Gothic" w:hAnsi="Yu Gothic" w:eastAsia="游ゴシック"/>
           <w:b w:val="0"/>
         </w:rPr>
-        <w:t>：出典は Hugging Face の公式発表（2026年7月）と OpenAI の発表（2026年7月21日）。</w:t>
+        <w:t>：「〇〇エンジニアリング」の呼び方・時期は提唱者によって異なり、まだ定まっていないことを添える。用語を覚えさせるのが目的ではない。</w:t>
+      </w:r>
+    </w:p>
+    <w:p>
+      <w:r>
+        <w:rPr>
+          <w:rFonts w:ascii="Yu Gothic" w:hAnsi="Yu Gothic" w:eastAsia="游ゴシック"/>
+          <w:b w:val="0"/>
+        </w:rPr>
+        <w:t>Hugging Face の事例の出典は Hugging Face の公式発表（2026年7月）と OpenAI の発表（2026年7月21日）。</w:t>
       </w:r>
     </w:p>
     <w:p>

--- a/docs/word/05_講師ガイド.docx
+++ b/docs/word/05_講師ガイド.docx
@@ -526,7 +526,7 @@
                 <w:b/>
                 <w:sz w:val="19"/>
               </w:rPr>
-              <w:t>ミニ演習</w:t>
+              <w:t>ミニ演習1-2</w:t>
             </w:r>
             <w:r>
               <w:rPr>
@@ -1111,7 +1111,7 @@
                 <w:b/>
                 <w:sz w:val="19"/>
               </w:rPr>
-              <w:t>ミニ演習A</w:t>
+              <w:t>ミニ演習3-2</w:t>
             </w:r>
             <w:r>
               <w:rPr>
@@ -1161,7 +1161,7 @@
                 <w:b/>
                 <w:sz w:val="19"/>
               </w:rPr>
-              <w:t>ミニ演習B</w:t>
+              <w:t>ミニ演習3-3</w:t>
             </w:r>
             <w:r>
               <w:rPr>
@@ -1211,7 +1211,7 @@
                 <w:b/>
                 <w:sz w:val="19"/>
               </w:rPr>
-              <w:t>ミニ演習C</w:t>
+              <w:t>ミニ演習3-4</w:t>
             </w:r>
             <w:r>
               <w:rPr>
@@ -1219,7 +1219,7 @@
                 <w:b w:val="0"/>
                 <w:sz w:val="19"/>
               </w:rPr>
-              <w:t>（文字起こしのマスキング・4分）＋ B・C の解答</w:t>
+              <w:t>（文字起こしのマスキング・4分）＋ 3-3・3-4 の解答</w:t>
             </w:r>
           </w:p>
         </w:tc>
@@ -1261,7 +1261,7 @@
                 <w:b/>
                 <w:sz w:val="19"/>
               </w:rPr>
-              <w:t>ミニ演習D</w:t>
+              <w:t>ミニ演習3-5</w:t>
             </w:r>
             <w:r>
               <w:rPr>
@@ -1443,7 +1443,7 @@
           <w:rFonts w:ascii="Yu Gothic" w:hAnsi="Yu Gothic" w:eastAsia="游ゴシック"/>
           <w:b w:val="0"/>
         </w:rPr>
-        <w:t>ミニ演習B の No.2 は「商談で聞いた情報は、公開情報と同じ内容でも出どころが違う」点を議論する。公開情報と確認できれば A</w:t>
+        <w:t>ミニ演習3-3 の No.2 は「商談で聞いた情報は、公開情報と同じ内容でも出どころが違う」点を議論する。公開情報と確認できれば A</w:t>
       </w:r>
     </w:p>
     <w:p>
@@ -1455,7 +1455,7 @@
           <w:rFonts w:ascii="Yu Gothic" w:hAnsi="Yu Gothic" w:eastAsia="游ゴシック"/>
           <w:b w:val="0"/>
         </w:rPr>
-        <w:t>ミニ演習D の誤りは、演習6で Copilot が実際に起こしやすいもの。「数字・日付・決まったこと／決まっていないこと」の3観点を演習6の前に意識づける</w:t>
+        <w:t>ミニ演習3-5 の誤りは、演習6で Copilot が実際に起こしやすいもの。「数字・日付・決まったこと／決まっていないこと」の3観点を演習6の前に意識づける</w:t>
       </w:r>
     </w:p>
     <w:p>
@@ -1467,7 +1467,7 @@
           <w:rFonts w:ascii="Yu Gothic" w:hAnsi="Yu Gothic" w:eastAsia="游ゴシック"/>
           <w:b w:val="0"/>
         </w:rPr>
-        <w:t>時間が押したらミニ演習A を省略し、ミニ演習D は解答スライドを見せて解説だけにする</w:t>
+        <w:t>時間が押したらミニ演習3-2 を省略し、ミニ演習3-5 は解答スライドを見せて解説だけにする</w:t>
       </w:r>
     </w:p>
     <w:p>
@@ -3821,6 +3821,330 @@
           <w:rFonts w:ascii="Yu Gothic" w:hAnsi="Yu Gothic" w:eastAsia="游ゴシック"/>
           <w:color w:val="004D88"/>
         </w:rPr>
+        <w:t>3.5 ミニ演習の運用</w:t>
+      </w:r>
+    </w:p>
+    <w:p>
+      <w:r>
+        <w:rPr>
+          <w:rFonts w:ascii="Yu Gothic" w:hAnsi="Yu Gothic" w:eastAsia="游ゴシック"/>
+          <w:b w:val="0"/>
+        </w:rPr>
+        <w:t xml:space="preserve">スライドには、ほぼすべての説明の直後にミニ演習（全26個、問題と解答は </w:t>
+      </w:r>
+      <w:r>
+        <w:rPr>
+          <w:rFonts w:ascii="Consolas" w:hAnsi="Consolas" w:eastAsia="游ゴシック"/>
+          <w:b w:val="0"/>
+        </w:rPr>
+        <w:t>09_ミニ演習集</w:t>
+      </w:r>
+      <w:r>
+        <w:rPr>
+          <w:rFonts w:ascii="Yu Gothic" w:hAnsi="Yu Gothic" w:eastAsia="游ゴシック"/>
+          <w:b w:val="0"/>
+        </w:rPr>
+        <w:t>）があります。</w:t>
+      </w:r>
+    </w:p>
+    <w:p>
+      <w:r>
+        <w:rPr>
+          <w:rFonts w:ascii="Yu Gothic" w:hAnsi="Yu Gothic" w:eastAsia="游ゴシック"/>
+          <w:b w:val="0"/>
+        </w:rPr>
+        <w:t>すべてを行うと時間が足りないため、</w:t>
+      </w:r>
+      <w:r>
+        <w:rPr>
+          <w:rFonts w:ascii="Yu Gothic" w:hAnsi="Yu Gothic" w:eastAsia="游ゴシック"/>
+          <w:b/>
+        </w:rPr>
+        <w:t>優先度で選んで</w:t>
+      </w:r>
+      <w:r>
+        <w:rPr>
+          <w:rFonts w:ascii="Yu Gothic" w:hAnsi="Yu Gothic" w:eastAsia="游ゴシック"/>
+          <w:b w:val="0"/>
+        </w:rPr>
+        <w:t xml:space="preserve"> 実施します。</w:t>
+      </w:r>
+    </w:p>
+    <w:tbl>
+      <w:tblPr>
+        <w:tblStyle w:val="TableGrid"/>
+        <w:tblW w:type="auto" w:w="0"/>
+        <w:tblLook w:firstColumn="1" w:firstRow="1" w:lastColumn="0" w:lastRow="0" w:noHBand="0" w:noVBand="1" w:val="04A0"/>
+      </w:tblPr>
+      <w:tblGrid>
+        <w:gridCol w:w="3213"/>
+        <w:gridCol w:w="3213"/>
+        <w:gridCol w:w="3213"/>
+      </w:tblGrid>
+      <w:tr>
+        <w:tc>
+          <w:tcPr>
+            <w:tcW w:type="dxa" w:w="3213"/>
+            <w:shd w:val="clear" w:color="auto" w:fill="DCE9F5"/>
+          </w:tcPr>
+          <w:p>
+            <w:r/>
+            <w:r>
+              <w:rPr>
+                <w:rFonts w:ascii="Yu Gothic" w:hAnsi="Yu Gothic" w:eastAsia="游ゴシック"/>
+                <w:b/>
+                <w:sz w:val="19"/>
+              </w:rPr>
+              <w:t>優先度</w:t>
+            </w:r>
+          </w:p>
+        </w:tc>
+        <w:tc>
+          <w:tcPr>
+            <w:tcW w:type="dxa" w:w="3213"/>
+            <w:shd w:val="clear" w:color="auto" w:fill="DCE9F5"/>
+          </w:tcPr>
+          <w:p>
+            <w:r/>
+            <w:r>
+              <w:rPr>
+                <w:rFonts w:ascii="Yu Gothic" w:hAnsi="Yu Gothic" w:eastAsia="游ゴシック"/>
+                <w:b/>
+                <w:sz w:val="19"/>
+              </w:rPr>
+              <w:t>番号</w:t>
+            </w:r>
+          </w:p>
+        </w:tc>
+        <w:tc>
+          <w:tcPr>
+            <w:tcW w:type="dxa" w:w="3213"/>
+            <w:shd w:val="clear" w:color="auto" w:fill="DCE9F5"/>
+          </w:tcPr>
+          <w:p>
+            <w:r/>
+            <w:r>
+              <w:rPr>
+                <w:rFonts w:ascii="Yu Gothic" w:hAnsi="Yu Gothic" w:eastAsia="游ゴシック"/>
+                <w:b/>
+                <w:sz w:val="19"/>
+              </w:rPr>
+              <w:t>扱い</w:t>
+            </w:r>
+          </w:p>
+        </w:tc>
+      </w:tr>
+      <w:tr>
+        <w:tc>
+          <w:tcPr>
+            <w:tcW w:type="dxa" w:w="3213"/>
+          </w:tcPr>
+          <w:p>
+            <w:r/>
+            <w:r>
+              <w:rPr>
+                <w:rFonts w:ascii="Yu Gothic" w:hAnsi="Yu Gothic" w:eastAsia="游ゴシック"/>
+                <w:b w:val="0"/>
+                <w:sz w:val="19"/>
+              </w:rPr>
+              <w:t>◎ 必須</w:t>
+            </w:r>
+          </w:p>
+        </w:tc>
+        <w:tc>
+          <w:tcPr>
+            <w:tcW w:type="dxa" w:w="3213"/>
+          </w:tcPr>
+          <w:p>
+            <w:r/>
+            <w:r>
+              <w:rPr>
+                <w:rFonts w:ascii="Yu Gothic" w:hAnsi="Yu Gothic" w:eastAsia="游ゴシック"/>
+                <w:b w:val="0"/>
+                <w:sz w:val="19"/>
+              </w:rPr>
+              <w:t>0-1、1-2、3-2、3-3、3-4、3-5、4-3、5-1</w:t>
+            </w:r>
+          </w:p>
+        </w:tc>
+        <w:tc>
+          <w:tcPr>
+            <w:tcW w:type="dxa" w:w="3213"/>
+          </w:tcPr>
+          <w:p>
+            <w:r/>
+            <w:r>
+              <w:rPr>
+                <w:rFonts w:ascii="Yu Gothic" w:hAnsi="Yu Gothic" w:eastAsia="游ゴシック"/>
+                <w:b w:val="0"/>
+                <w:sz w:val="19"/>
+              </w:rPr>
+              <w:t>時間配分に組み込み済み。必ず実施する</w:t>
+            </w:r>
+          </w:p>
+        </w:tc>
+      </w:tr>
+      <w:tr>
+        <w:tc>
+          <w:tcPr>
+            <w:tcW w:type="dxa" w:w="3213"/>
+          </w:tcPr>
+          <w:p>
+            <w:r/>
+            <w:r>
+              <w:rPr>
+                <w:rFonts w:ascii="Yu Gothic" w:hAnsi="Yu Gothic" w:eastAsia="游ゴシック"/>
+                <w:b w:val="0"/>
+                <w:sz w:val="19"/>
+              </w:rPr>
+              <w:t>○ 推奨</w:t>
+            </w:r>
+          </w:p>
+        </w:tc>
+        <w:tc>
+          <w:tcPr>
+            <w:tcW w:type="dxa" w:w="3213"/>
+          </w:tcPr>
+          <w:p>
+            <w:r/>
+            <w:r>
+              <w:rPr>
+                <w:rFonts w:ascii="Yu Gothic" w:hAnsi="Yu Gothic" w:eastAsia="游ゴシック"/>
+                <w:b w:val="0"/>
+                <w:sz w:val="19"/>
+              </w:rPr>
+              <w:t>0-2、T-2、1-3、1-4、2-2、2-3、3-1、3-6、3-7、4-2</w:t>
+            </w:r>
+          </w:p>
+        </w:tc>
+        <w:tc>
+          <w:tcPr>
+            <w:tcW w:type="dxa" w:w="3213"/>
+          </w:tcPr>
+          <w:p>
+            <w:r/>
+            <w:r>
+              <w:rPr>
+                <w:rFonts w:ascii="Yu Gothic" w:hAnsi="Yu Gothic" w:eastAsia="游ゴシック"/>
+                <w:b w:val="0"/>
+                <w:sz w:val="19"/>
+              </w:rPr>
+              <w:t>各2〜3分。直前の説明を短くして実施する（ミニ演習が説明の代わりになる）</w:t>
+            </w:r>
+          </w:p>
+        </w:tc>
+      </w:tr>
+      <w:tr>
+        <w:tc>
+          <w:tcPr>
+            <w:tcW w:type="dxa" w:w="3213"/>
+          </w:tcPr>
+          <w:p>
+            <w:r/>
+            <w:r>
+              <w:rPr>
+                <w:rFonts w:ascii="Yu Gothic" w:hAnsi="Yu Gothic" w:eastAsia="游ゴシック"/>
+                <w:b w:val="0"/>
+                <w:sz w:val="19"/>
+              </w:rPr>
+              <w:t>△ 時間があれば</w:t>
+            </w:r>
+          </w:p>
+        </w:tc>
+        <w:tc>
+          <w:tcPr>
+            <w:tcW w:type="dxa" w:w="3213"/>
+          </w:tcPr>
+          <w:p>
+            <w:r/>
+            <w:r>
+              <w:rPr>
+                <w:rFonts w:ascii="Yu Gothic" w:hAnsi="Yu Gothic" w:eastAsia="游ゴシック"/>
+                <w:b w:val="0"/>
+                <w:sz w:val="19"/>
+              </w:rPr>
+              <w:t>T-1、1-1、1-5、1-6、2-1、2-4、4-1、5-2</w:t>
+            </w:r>
+          </w:p>
+        </w:tc>
+        <w:tc>
+          <w:tcPr>
+            <w:tcW w:type="dxa" w:w="3213"/>
+          </w:tcPr>
+          <w:p>
+            <w:r/>
+            <w:r>
+              <w:rPr>
+                <w:rFonts w:ascii="Yu Gothic" w:hAnsi="Yu Gothic" w:eastAsia="游ゴシック"/>
+                <w:b w:val="0"/>
+                <w:sz w:val="19"/>
+              </w:rPr>
+              <w:t>進行が早いときに実施。実施しない場合は解答スライドを見せるか、振り返り・宿題に回す</w:t>
+            </w:r>
+          </w:p>
+        </w:tc>
+      </w:tr>
+    </w:tbl>
+    <w:p/>
+    <w:p>
+      <w:pPr>
+        <w:pStyle w:val="ListBullet"/>
+      </w:pPr>
+      <w:r>
+        <w:rPr>
+          <w:rFonts w:ascii="Yu Gothic" w:hAnsi="Yu Gothic" w:eastAsia="游ゴシック"/>
+          <w:b w:val="0"/>
+        </w:rPr>
+        <w:t xml:space="preserve">3名なので、答え合わせは </w:t>
+      </w:r>
+      <w:r>
+        <w:rPr>
+          <w:rFonts w:ascii="Yu Gothic" w:hAnsi="Yu Gothic" w:eastAsia="游ゴシック"/>
+          <w:b/>
+        </w:rPr>
+        <w:t>1人ずつ答えを言ってもらい、違いが出たところだけ解説する</w:t>
+      </w:r>
+      <w:r>
+        <w:rPr>
+          <w:rFonts w:ascii="Yu Gothic" w:hAnsi="Yu Gothic" w:eastAsia="游ゴシック"/>
+          <w:b w:val="0"/>
+        </w:rPr>
+        <w:t xml:space="preserve"> と速い</w:t>
+      </w:r>
+    </w:p>
+    <w:p>
+      <w:pPr>
+        <w:pStyle w:val="ListBullet"/>
+      </w:pPr>
+      <w:r>
+        <w:rPr>
+          <w:rFonts w:ascii="Yu Gothic" w:hAnsi="Yu Gothic" w:eastAsia="游ゴシック"/>
+          <w:b w:val="0"/>
+        </w:rPr>
+        <w:t>解答スライドは、全員が答えてから表示する</w:t>
+      </w:r>
+    </w:p>
+    <w:p>
+      <w:pPr>
+        <w:pStyle w:val="ListBullet"/>
+      </w:pPr>
+      <w:r>
+        <w:rPr>
+          <w:rFonts w:ascii="Yu Gothic" w:hAnsi="Yu Gothic" w:eastAsia="游ゴシック"/>
+          <w:b w:val="0"/>
+        </w:rPr>
+        <w:t>1-6 と 5-2 は正解が1つではない。第10章の応用ワークショップの材料になるので、書いたものを残してもらう</w:t>
+      </w:r>
+    </w:p>
+    <w:p>
+      <w:pPr>
+        <w:pStyle w:val="Heading2"/>
+      </w:pPr>
+      <w:r>
+        <w:rPr>
+          <w:rFonts w:ascii="Yu Gothic" w:hAnsi="Yu Gothic" w:eastAsia="游ゴシック"/>
+          <w:color w:val="004D88"/>
+        </w:rPr>
         <w:t>4. 想定トラブルと対応</w:t>
       </w:r>
     </w:p>

--- a/docs/word/05_講師ガイド.docx
+++ b/docs/word/05_講師ガイド.docx
@@ -2120,7 +2120,21 @@
           <w:rFonts w:ascii="Yu Gothic" w:hAnsi="Yu Gothic" w:eastAsia="游ゴシック"/>
           <w:b w:val="0"/>
         </w:rPr>
-        <w:t xml:space="preserve"> のクイズ5問を口頭で出題</w:t>
+        <w:t xml:space="preserve"> のクイズ5問を口頭で出題（スライドの </w:t>
+      </w:r>
+      <w:r>
+        <w:rPr>
+          <w:rFonts w:ascii="Yu Gothic" w:hAnsi="Yu Gothic" w:eastAsia="游ゴシック"/>
+          <w:b/>
+        </w:rPr>
+        <w:t>ミニ演習D2-1</w:t>
+      </w:r>
+      <w:r>
+        <w:rPr>
+          <w:rFonts w:ascii="Yu Gothic" w:hAnsi="Yu Gothic" w:eastAsia="游ゴシック"/>
+          <w:b w:val="0"/>
+        </w:rPr>
+        <w:t>。解答スライドは全員が答えてから表示）</w:t>
       </w:r>
     </w:p>
     <w:p>
@@ -2306,6 +2320,49 @@
           <w:rFonts w:ascii="Yu Gothic" w:hAnsi="Yu Gothic" w:eastAsia="游ゴシック"/>
           <w:b w:val="0"/>
         </w:rPr>
+        <w:t>ミニ演習6-1（分析できるシートか）・6-2（依頼文を書く）は準備の説明の代わりに使う。時間が押したら6-2は解答スライドの紹介だけにする</w:t>
+      </w:r>
+    </w:p>
+    <w:p>
+      <w:pPr>
+        <w:pStyle w:val="ListBullet"/>
+      </w:pPr>
+      <w:r>
+        <w:rPr>
+          <w:rFonts w:ascii="Yu Gothic" w:hAnsi="Yu Gothic" w:eastAsia="游ゴシック"/>
+          <w:b/>
+        </w:rPr>
+        <w:t>ミニ演習6-3</w:t>
+      </w:r>
+      <w:r>
+        <w:rPr>
+          <w:rFonts w:ascii="Yu Gothic" w:hAnsi="Yu Gothic" w:eastAsia="游ゴシック"/>
+          <w:b w:val="0"/>
+        </w:rPr>
+        <w:t>（提案書に書いてよい一文か）は、演習9の手順6「提案に使う一文」の前に行う（演習9の40分に含む）。「19ポイント上がる」と書く受講者が多いので、傾向と効果の違いをここで押さえる</w:t>
+      </w:r>
+    </w:p>
+    <w:p>
+      <w:pPr>
+        <w:pStyle w:val="ListBullet"/>
+      </w:pPr>
+      <w:r>
+        <w:rPr>
+          <w:rFonts w:ascii="Yu Gothic" w:hAnsi="Yu Gothic" w:eastAsia="游ゴシック"/>
+          <w:b w:val="0"/>
+        </w:rPr>
+        <w:t>ミニ演習6-4（検算）の No.4（24名なら2クラス：A 1,120,000円／B 1,520,000円）は、演習10の「よくある誤り」の予習になる</w:t>
+      </w:r>
+    </w:p>
+    <w:p>
+      <w:pPr>
+        <w:pStyle w:val="ListBullet"/>
+      </w:pPr>
+      <w:r>
+        <w:rPr>
+          <w:rFonts w:ascii="Yu Gothic" w:hAnsi="Yu Gothic" w:eastAsia="游ゴシック"/>
+          <w:b w:val="0"/>
+        </w:rPr>
         <w:t xml:space="preserve">演習9の </w:t>
       </w:r>
       <w:r>
@@ -2386,19 +2443,6 @@
           <w:b w:val="0"/>
         </w:rPr>
         <w:t>集合／オンライン：満足度 4.16／3.82</w:t>
-      </w:r>
-    </w:p>
-    <w:p>
-      <w:pPr>
-        <w:pStyle w:val="ListBullet"/>
-        <w:ind w:left="720"/>
-      </w:pPr>
-      <w:r>
-        <w:rPr>
-          <w:rFonts w:ascii="Yu Gothic" w:hAnsi="Yu Gothic" w:eastAsia="游ゴシック"/>
-          <w:b w:val="0"/>
-        </w:rPr>
-        <w:t>集合／オンライン：満足度 4.25／3.83</w:t>
       </w:r>
     </w:p>
     <w:p>
@@ -3830,7 +3874,7 @@
           <w:rFonts w:ascii="Yu Gothic" w:hAnsi="Yu Gothic" w:eastAsia="游ゴシック"/>
           <w:b w:val="0"/>
         </w:rPr>
-        <w:t xml:space="preserve">スライドには、ほぼすべての説明の直後にミニ演習（全26個、問題と解答は </w:t>
+        <w:t xml:space="preserve">スライドには、ほぼすべての説明の直後にミニ演習（全31個、問題と解答は </w:t>
       </w:r>
       <w:r>
         <w:rPr>
@@ -3963,7 +4007,7 @@
                 <w:b w:val="0"/>
                 <w:sz w:val="19"/>
               </w:rPr>
-              <w:t>0-1、1-2、3-2、3-3、3-4、3-5、4-3、5-1</w:t>
+              <w:t>0-1、1-2、3-2、3-3、3-4、3-5、4-3、5-1、D2-1、6-3</w:t>
             </w:r>
           </w:p>
         </w:tc>
@@ -4013,7 +4057,7 @@
                 <w:b w:val="0"/>
                 <w:sz w:val="19"/>
               </w:rPr>
-              <w:t>0-2、T-2、1-3、1-4、2-2、2-3、3-1、3-6、3-7、4-2</w:t>
+              <w:t>0-2、T-2、1-3、1-4、2-2、2-3、3-1、3-6、3-7、4-2、6-1、6-2、6-4</w:t>
             </w:r>
           </w:p>
         </w:tc>

--- a/docs/word/05_講師ガイド.docx
+++ b/docs/word/05_講師ガイド.docx
@@ -2634,7 +2634,7 @@
                 <w:b w:val="0"/>
                 <w:sz w:val="19"/>
               </w:rPr>
-              <w:t>5分</w:t>
+              <w:t>7分</w:t>
             </w:r>
           </w:p>
         </w:tc>
@@ -2650,7 +2650,23 @@
                 <w:b w:val="0"/>
                 <w:sz w:val="19"/>
               </w:rPr>
-              <w:t>提案書づくりの流れ</w:t>
+              <w:t>提案書づくりの流れ・章と材料・指示のポイント・A案B案の見せ方（</w:t>
+            </w:r>
+            <w:r>
+              <w:rPr>
+                <w:rFonts w:ascii="Yu Gothic" w:hAnsi="Yu Gothic" w:eastAsia="游ゴシック"/>
+                <w:b/>
+                <w:sz w:val="19"/>
+              </w:rPr>
+              <w:t>ミニ演習7-3</w:t>
+            </w:r>
+            <w:r>
+              <w:rPr>
+                <w:rFonts w:ascii="Yu Gothic" w:hAnsi="Yu Gothic" w:eastAsia="游ゴシック"/>
+                <w:b w:val="0"/>
+                <w:sz w:val="19"/>
+              </w:rPr>
+              <w:t xml:space="preserve"> を含む）</w:t>
             </w:r>
           </w:p>
         </w:tc>
@@ -2702,7 +2718,7 @@
                 <w:b w:val="0"/>
                 <w:sz w:val="19"/>
               </w:rPr>
-              <w:t>5分</w:t>
+              <w:t>3分</w:t>
             </w:r>
           </w:p>
         </w:tc>
@@ -2718,13 +2734,53 @@
                 <w:b w:val="0"/>
                 <w:sz w:val="19"/>
               </w:rPr>
-              <w:t>チェックリストでの相互確認（隣の人の提案書をチェック）</w:t>
+              <w:t>チェックリストでの相互確認（隣の人の提案書をチェック。</w:t>
+            </w:r>
+            <w:r>
+              <w:rPr>
+                <w:rFonts w:ascii="Yu Gothic" w:hAnsi="Yu Gothic" w:eastAsia="游ゴシック"/>
+                <w:b/>
+                <w:sz w:val="19"/>
+              </w:rPr>
+              <w:t>ミニ演習7-5</w:t>
+            </w:r>
+            <w:r>
+              <w:rPr>
+                <w:rFonts w:ascii="Yu Gothic" w:hAnsi="Yu Gothic" w:eastAsia="游ゴシック"/>
+                <w:b w:val="0"/>
+                <w:sz w:val="19"/>
+              </w:rPr>
+              <w:t xml:space="preserve"> を代わりに使ってもよい）</w:t>
             </w:r>
           </w:p>
         </w:tc>
       </w:tr>
     </w:tbl>
     <w:p/>
+    <w:p>
+      <w:pPr>
+        <w:pStyle w:val="ListBullet"/>
+      </w:pPr>
+      <w:r>
+        <w:rPr>
+          <w:rFonts w:ascii="Yu Gothic" w:hAnsi="Yu Gothic" w:eastAsia="游ゴシック"/>
+          <w:b w:val="0"/>
+        </w:rPr>
+        <w:t>ミニ演習7-2（提案書の文を書き直す）は、演習11の手順8（レビュー）の前に見せると、Copilot の指摘を判断する観点になる</w:t>
+      </w:r>
+    </w:p>
+    <w:p>
+      <w:pPr>
+        <w:pStyle w:val="ListBullet"/>
+      </w:pPr>
+      <w:r>
+        <w:rPr>
+          <w:rFonts w:ascii="Yu Gothic" w:hAnsi="Yu Gothic" w:eastAsia="游ゴシック"/>
+          <w:b w:val="0"/>
+        </w:rPr>
+        <w:t>ミニ演習7-4 の No.4（社内の受注確度）は、演習8の社内報告と顧客向け資料の違いを思い出させる</w:t>
+      </w:r>
+    </w:p>
     <w:p>
       <w:pPr>
         <w:pStyle w:val="ListBullet"/>
@@ -2843,7 +2899,7 @@
                 <w:b w:val="0"/>
                 <w:sz w:val="19"/>
               </w:rPr>
-              <w:t>PowerPoint での Copilot の使い方</w:t>
+              <w:t>PowerPoint での Copilot の使い方・伝わるスライドのコツ（ミニ演習8-2 を含む）</w:t>
             </w:r>
           </w:p>
         </w:tc>
@@ -2877,7 +2933,23 @@
                 <w:b w:val="0"/>
                 <w:sz w:val="19"/>
               </w:rPr>
-              <w:t>演習12</w:t>
+              <w:t xml:space="preserve">演習12（手順3の後に </w:t>
+            </w:r>
+            <w:r>
+              <w:rPr>
+                <w:rFonts w:ascii="Yu Gothic" w:hAnsi="Yu Gothic" w:eastAsia="游ゴシック"/>
+                <w:b/>
+                <w:sz w:val="19"/>
+              </w:rPr>
+              <w:t>ミニ演習8-3</w:t>
+            </w:r>
+            <w:r>
+              <w:rPr>
+                <w:rFonts w:ascii="Yu Gothic" w:hAnsi="Yu Gothic" w:eastAsia="游ゴシック"/>
+                <w:b w:val="0"/>
+                <w:sz w:val="19"/>
+              </w:rPr>
+              <w:t xml:space="preserve"> を挟むと、「整える」作業の質が上がる）</w:t>
             </w:r>
           </w:p>
         </w:tc>
@@ -2918,6 +2990,18 @@
       </w:tr>
     </w:tbl>
     <w:p/>
+    <w:p>
+      <w:pPr>
+        <w:pStyle w:val="ListBullet"/>
+      </w:pPr>
+      <w:r>
+        <w:rPr>
+          <w:rFonts w:ascii="Yu Gothic" w:hAnsi="Yu Gothic" w:eastAsia="游ゴシック"/>
+          <w:b w:val="0"/>
+        </w:rPr>
+        <w:t>ミニ演習8-1 は時間があれば。8-1 の No.5（他社の資料の要約）は、第3章の判定（入力してよいか）の復習として扱う</w:t>
+      </w:r>
+    </w:p>
     <w:p>
       <w:pPr>
         <w:pStyle w:val="ListBullet"/>
@@ -3874,7 +3958,7 @@
           <w:rFonts w:ascii="Yu Gothic" w:hAnsi="Yu Gothic" w:eastAsia="游ゴシック"/>
           <w:b w:val="0"/>
         </w:rPr>
-        <w:t xml:space="preserve">スライドには、ほぼすべての説明の直後にミニ演習（全31個、問題と解答は </w:t>
+        <w:t xml:space="preserve">スライドには、ほぼすべての説明の直後にミニ演習（全39個、問題と解答は </w:t>
       </w:r>
       <w:r>
         <w:rPr>
@@ -4007,7 +4091,7 @@
                 <w:b w:val="0"/>
                 <w:sz w:val="19"/>
               </w:rPr>
-              <w:t>0-1、1-2、3-2、3-3、3-4、3-5、4-3、5-1、D2-1、6-3</w:t>
+              <w:t>0-1、1-2、3-2、3-3、3-4、3-5、4-3、5-1、D2-1、6-3、7-3</w:t>
             </w:r>
           </w:p>
         </w:tc>
@@ -4057,7 +4141,7 @@
                 <w:b w:val="0"/>
                 <w:sz w:val="19"/>
               </w:rPr>
-              <w:t>0-2、T-2、1-3、1-4、2-2、2-3、3-1、3-6、3-7、4-2、6-1、6-2、6-4</w:t>
+              <w:t>0-2、T-2、1-3、1-4、2-2、2-3、3-1、3-6、3-7、4-2、6-1、6-2、6-4、7-2、7-4、7-5、8-2、8-3</w:t>
             </w:r>
           </w:p>
         </w:tc>
@@ -4107,7 +4191,7 @@
                 <w:b w:val="0"/>
                 <w:sz w:val="19"/>
               </w:rPr>
-              <w:t>T-1、1-1、1-5、1-6、2-1、2-4、4-1、5-2</w:t>
+              <w:t>T-1、1-1、1-5、1-6、2-1、2-4、4-1、5-2、7-1、8-1</w:t>
             </w:r>
           </w:p>
         </w:tc>

--- a/docs/word/05_講師ガイド.docx
+++ b/docs/word/05_講師ガイド.docx
@@ -3254,7 +3254,7 @@
                 <w:b w:val="0"/>
                 <w:sz w:val="19"/>
               </w:rPr>
-              <w:t>テキスト9.3の図。</w:t>
+              <w:t>テキスト9.4の図。</w:t>
             </w:r>
             <w:r>
               <w:rPr>
@@ -3320,7 +3320,7 @@
                 <w:b w:val="0"/>
                 <w:sz w:val="19"/>
               </w:rPr>
-              <w:t>テキスト9.4。第3章のルールがアプリの機能になっていることを示す</w:t>
+              <w:t>テキスト9.5。第3章のルールがアプリの機能になっていることを示す</w:t>
             </w:r>
           </w:p>
         </w:tc>
@@ -3513,6 +3513,46 @@
       </w:r>
     </w:p>
     <w:p>
+      <w:r>
+        <w:rPr>
+          <w:rFonts w:ascii="Yu Gothic" w:hAnsi="Yu Gothic" w:eastAsia="游ゴシック"/>
+          <w:b/>
+        </w:rPr>
+        <w:t>第9章のミニ演習</w:t>
+      </w:r>
+    </w:p>
+    <w:p>
+      <w:pPr>
+        <w:pStyle w:val="ListBullet"/>
+      </w:pPr>
+      <w:r>
+        <w:rPr>
+          <w:rFonts w:ascii="Yu Gothic" w:hAnsi="Yu Gothic" w:eastAsia="游ゴシック"/>
+          <w:b/>
+        </w:rPr>
+        <w:t>ミニ演習9-2</w:t>
+      </w:r>
+      <w:r>
+        <w:rPr>
+          <w:rFonts w:ascii="Yu Gothic" w:hAnsi="Yu Gothic" w:eastAsia="游ゴシック"/>
+          <w:b w:val="0"/>
+        </w:rPr>
+        <w:t>（プレビューで止める）はデモの手順3の直後に行う（デモの15分に含む）。3行目の全角の電話番号は、開発トラックの不具合3-A と同じ。5行目は「置き換えても送る必要がない情報（C）」の復習</w:t>
+      </w:r>
+    </w:p>
+    <w:p>
+      <w:pPr>
+        <w:pStyle w:val="ListBullet"/>
+      </w:pPr>
+      <w:r>
+        <w:rPr>
+          <w:rFonts w:ascii="Yu Gothic" w:hAnsi="Yu Gothic" w:eastAsia="游ゴシック"/>
+          <w:b w:val="0"/>
+        </w:rPr>
+        <w:t>9-1・9-4・9-5 は各説明の代わりに使う。時間が押したら 9-3 は省略する</w:t>
+      </w:r>
+    </w:p>
+    <w:p>
       <w:pPr>
         <w:pStyle w:val="Heading3"/>
       </w:pPr>
@@ -3533,7 +3573,33 @@
           <w:rFonts w:ascii="Yu Gothic" w:hAnsi="Yu Gothic" w:eastAsia="游ゴシック"/>
           <w:b w:val="0"/>
         </w:rPr>
-        <w:t>最初の30分（STEP1〜3）は全員一緒に進める</w:t>
+        <w:t>最初の30分（STEP1〜3）は全員一緒に進める。</w:t>
+      </w:r>
+      <w:r>
+        <w:rPr>
+          <w:rFonts w:ascii="Yu Gothic" w:hAnsi="Yu Gothic" w:eastAsia="游ゴシック"/>
+          <w:b/>
+        </w:rPr>
+        <w:t>ミニ演習10-2</w:t>
+      </w:r>
+      <w:r>
+        <w:rPr>
+          <w:rFonts w:ascii="Yu Gothic" w:hAnsi="Yu Gothic" w:eastAsia="游ゴシック"/>
+          <w:b w:val="0"/>
+        </w:rPr>
+        <w:t>（どのレベルで実現する？）は STEP4 に入る前に行う。10-1 は STEP2 の例として使ってよい</w:t>
+      </w:r>
+    </w:p>
+    <w:p>
+      <w:pPr>
+        <w:pStyle w:val="ListBullet"/>
+      </w:pPr>
+      <w:r>
+        <w:rPr>
+          <w:rFonts w:ascii="Yu Gothic" w:hAnsi="Yu Gothic" w:eastAsia="游ゴシック"/>
+          <w:b w:val="0"/>
+        </w:rPr>
+        <w:t>ミニ演習10-3（不具合の伝え方）は開発トラックの受講者がステージ0 に入る前に、10-4（共有テンプレートの確認）は企画トラックの STEP4 の前に行う</w:t>
       </w:r>
     </w:p>
     <w:p>
@@ -3958,7 +4024,7 @@
           <w:rFonts w:ascii="Yu Gothic" w:hAnsi="Yu Gothic" w:eastAsia="游ゴシック"/>
           <w:b w:val="0"/>
         </w:rPr>
-        <w:t xml:space="preserve">スライドには、ほぼすべての説明の直後にミニ演習（全39個、問題と解答は </w:t>
+        <w:t xml:space="preserve">スライドには、ほぼすべての説明の直後にミニ演習（全48個、問題と解答は </w:t>
       </w:r>
       <w:r>
         <w:rPr>
@@ -4091,7 +4157,7 @@
                 <w:b w:val="0"/>
                 <w:sz w:val="19"/>
               </w:rPr>
-              <w:t>0-1、1-2、3-2、3-3、3-4、3-5、4-3、5-1、D2-1、6-3、7-3</w:t>
+              <w:t>0-1、1-2、3-2、3-3、3-4、3-5、4-3、5-1、D2-1、6-3、7-3、9-2、10-2</w:t>
             </w:r>
           </w:p>
         </w:tc>
@@ -4141,7 +4207,7 @@
                 <w:b w:val="0"/>
                 <w:sz w:val="19"/>
               </w:rPr>
-              <w:t>0-2、T-2、1-3、1-4、2-2、2-3、3-1、3-6、3-7、4-2、6-1、6-2、6-4、7-2、7-4、7-5、8-2、8-3</w:t>
+              <w:t>0-2、T-2、1-3、1-4、2-2、2-3、3-1、3-6、3-7、4-2、6-1、6-2、6-4、7-2、7-4、7-5、8-2、8-3、9-1、9-4、9-5、10-1、10-3、10-4</w:t>
             </w:r>
           </w:p>
         </w:tc>
@@ -4191,7 +4257,7 @@
                 <w:b w:val="0"/>
                 <w:sz w:val="19"/>
               </w:rPr>
-              <w:t>T-1、1-1、1-5、1-6、2-1、2-4、4-1、5-2、7-1、8-1</w:t>
+              <w:t>T-1、1-1、1-5、1-6、2-1、2-4、4-1、5-2、7-1、8-1、9-3</w:t>
             </w:r>
           </w:p>
         </w:tc>

--- a/docs/word/05_講師ガイド.docx
+++ b/docs/word/05_講師ガイド.docx
@@ -3965,7 +3965,57 @@
           <w:rFonts w:ascii="Yu Gothic" w:hAnsi="Yu Gothic" w:eastAsia="游ゴシック"/>
           <w:b w:val="0"/>
         </w:rPr>
-        <w:t>フィードバックは「良い点 → リスクの指摘 → 次の一歩の提案」の順で</w:t>
+        <w:t xml:space="preserve">フィードバックは「良い点 → リスクの指摘 → 次の一歩の提案」の順で。最初の発表の前に </w:t>
+      </w:r>
+      <w:r>
+        <w:rPr>
+          <w:rFonts w:ascii="Yu Gothic" w:hAnsi="Yu Gothic" w:eastAsia="游ゴシック"/>
+          <w:b/>
+        </w:rPr>
+        <w:t>ミニ演習S-1</w:t>
+      </w:r>
+      <w:r>
+        <w:rPr>
+          <w:rFonts w:ascii="Yu Gothic" w:hAnsi="Yu Gothic" w:eastAsia="游ゴシック"/>
+          <w:b w:val="0"/>
+        </w:rPr>
+        <w:t xml:space="preserve"> の解答スライドを見せ、型をそろえる（S-1 を演習として行う場合は3分）</w:t>
+      </w:r>
+    </w:p>
+    <w:p>
+      <w:pPr>
+        <w:pStyle w:val="ListBullet"/>
+      </w:pPr>
+      <w:r>
+        <w:rPr>
+          <w:rFonts w:ascii="Yu Gothic" w:hAnsi="Yu Gothic" w:eastAsia="游ゴシック"/>
+          <w:b w:val="0"/>
+        </w:rPr>
+        <w:t>まとめのスライドは「2日間の振り返り → ゴールの自己評価 → ガイドライン → 明日からの一歩 → 理解度テスト → アンケート」の順。15分しかないため、振り返りとゴールの自己評価は各1分で進める</w:t>
+      </w:r>
+    </w:p>
+    <w:p>
+      <w:pPr>
+        <w:pStyle w:val="ListBullet"/>
+      </w:pPr>
+      <w:r>
+        <w:rPr>
+          <w:rFonts w:ascii="Yu Gothic" w:hAnsi="Yu Gothic" w:eastAsia="游ゴシック"/>
+          <w:b w:val="0"/>
+        </w:rPr>
+        <w:t>ミニ演習S-2（総合ケース）は時間があれば実施し、なければ持ち帰り（解答スライドを配布資料で渡す）。S-3（自分の一歩を書く）は 08_応用ワークシートの「明日からの一歩」と同じ内容なので、発表メモに書けていれば省略してよい</w:t>
+      </w:r>
+    </w:p>
+    <w:p>
+      <w:pPr>
+        <w:pStyle w:val="ListBullet"/>
+      </w:pPr>
+      <w:r>
+        <w:rPr>
+          <w:rFonts w:ascii="Yu Gothic" w:hAnsi="Yu Gothic" w:eastAsia="游ゴシック"/>
+          <w:b w:val="0"/>
+        </w:rPr>
+        <w:t>理解度テストはスライド（問1〜10）を表示して行い、解答スライドで答え合わせをする。解答スライドの「章」の列は復習する節を示す</w:t>
       </w:r>
     </w:p>
     <w:p>
@@ -4024,7 +4074,7 @@
           <w:rFonts w:ascii="Yu Gothic" w:hAnsi="Yu Gothic" w:eastAsia="游ゴシック"/>
           <w:b w:val="0"/>
         </w:rPr>
-        <w:t xml:space="preserve">スライドには、ほぼすべての説明の直後にミニ演習（全48個、問題と解答は </w:t>
+        <w:t xml:space="preserve">スライドには、ほぼすべての説明の直後にミニ演習（全51個、問題と解答は </w:t>
       </w:r>
       <w:r>
         <w:rPr>
@@ -4207,7 +4257,7 @@
                 <w:b w:val="0"/>
                 <w:sz w:val="19"/>
               </w:rPr>
-              <w:t>0-2、T-2、1-3、1-4、2-2、2-3、3-1、3-6、3-7、4-2、6-1、6-2、6-4、7-2、7-4、7-5、8-2、8-3、9-1、9-4、9-5、10-1、10-3、10-4</w:t>
+              <w:t>0-2、T-2、1-3、1-4、2-2、2-3、3-1、3-6、3-7、4-2、6-1、6-2、6-4、7-2、7-4、7-5、8-2、8-3、9-1、9-4、9-5、10-1、10-3、10-4、S-1、S-2</w:t>
             </w:r>
           </w:p>
         </w:tc>
@@ -4257,7 +4307,7 @@
                 <w:b w:val="0"/>
                 <w:sz w:val="19"/>
               </w:rPr>
-              <w:t>T-1、1-1、1-5、1-6、2-1、2-4、4-1、5-2、7-1、8-1、9-3</w:t>
+              <w:t>T-1、1-1、1-5、1-6、2-1、2-4、4-1、5-2、7-1、8-1、9-3、S-3</w:t>
             </w:r>
           </w:p>
         </w:tc>

--- a/docs/word/05_講師ガイド.docx
+++ b/docs/word/05_講師ガイド.docx
@@ -386,56 +386,6 @@
                 <w:b w:val="0"/>
                 <w:sz w:val="19"/>
               </w:rPr>
-              <w:t>10分</w:t>
-            </w:r>
-          </w:p>
-        </w:tc>
-        <w:tc>
-          <w:tcPr>
-            <w:tcW w:type="dxa" w:w="3213"/>
-          </w:tcPr>
-          <w:p>
-            <w:r/>
-            <w:r>
-              <w:rPr>
-                <w:rFonts w:ascii="Yu Gothic" w:hAnsi="Yu Gothic" w:eastAsia="游ゴシック"/>
-                <w:b w:val="0"/>
-                <w:sz w:val="19"/>
-              </w:rPr>
-              <w:t>最近のトピック</w:t>
-            </w:r>
-          </w:p>
-        </w:tc>
-        <w:tc>
-          <w:tcPr>
-            <w:tcW w:type="dxa" w:w="3213"/>
-          </w:tcPr>
-          <w:p>
-            <w:r/>
-            <w:r>
-              <w:rPr>
-                <w:rFonts w:ascii="Yu Gothic" w:hAnsi="Yu Gothic" w:eastAsia="游ゴシック"/>
-                <w:b w:val="0"/>
-                <w:sz w:val="19"/>
-              </w:rPr>
-              <w:t>① Hugging Face への AI エージェントによる侵入（2026年7月）：「AI が自律的に動く時代」「データが入口になる」「守る側も AI を使う」の3点だけ伝え、詳細は第3章につなぐ　② 「〇〇エンジニアリング」の変遷（プロンプト → コンテキスト → ハーネス → ループ）：「人の役割が変わっても、何を渡すか・確認・最終判断は人」を強調し、本研修がどこを扱うかを示す</w:t>
-            </w:r>
-          </w:p>
-        </w:tc>
-      </w:tr>
-      <w:tr>
-        <w:tc>
-          <w:tcPr>
-            <w:tcW w:type="dxa" w:w="3213"/>
-          </w:tcPr>
-          <w:p>
-            <w:r/>
-            <w:r>
-              <w:rPr>
-                <w:rFonts w:ascii="Yu Gothic" w:hAnsi="Yu Gothic" w:eastAsia="游ゴシック"/>
-                <w:b w:val="0"/>
-                <w:sz w:val="19"/>
-              </w:rPr>
               <w:t>6分</w:t>
             </w:r>
           </w:p>
@@ -469,6 +419,56 @@
                 <w:sz w:val="19"/>
               </w:rPr>
               <w:t>年表を示し、「なぜ2022年に急に広まったか」を問いかける</w:t>
+            </w:r>
+          </w:p>
+        </w:tc>
+      </w:tr>
+      <w:tr>
+        <w:tc>
+          <w:tcPr>
+            <w:tcW w:type="dxa" w:w="3213"/>
+          </w:tcPr>
+          <w:p>
+            <w:r/>
+            <w:r>
+              <w:rPr>
+                <w:rFonts w:ascii="Yu Gothic" w:hAnsi="Yu Gothic" w:eastAsia="游ゴシック"/>
+                <w:b w:val="0"/>
+                <w:sz w:val="19"/>
+              </w:rPr>
+              <w:t>10分</w:t>
+            </w:r>
+          </w:p>
+        </w:tc>
+        <w:tc>
+          <w:tcPr>
+            <w:tcW w:type="dxa" w:w="3213"/>
+          </w:tcPr>
+          <w:p>
+            <w:r/>
+            <w:r>
+              <w:rPr>
+                <w:rFonts w:ascii="Yu Gothic" w:hAnsi="Yu Gothic" w:eastAsia="游ゴシック"/>
+                <w:b w:val="0"/>
+                <w:sz w:val="19"/>
+              </w:rPr>
+              <w:t>最近のトピック</w:t>
+            </w:r>
+          </w:p>
+        </w:tc>
+        <w:tc>
+          <w:tcPr>
+            <w:tcW w:type="dxa" w:w="3213"/>
+          </w:tcPr>
+          <w:p>
+            <w:r/>
+            <w:r>
+              <w:rPr>
+                <w:rFonts w:ascii="Yu Gothic" w:hAnsi="Yu Gothic" w:eastAsia="游ゴシック"/>
+                <w:b w:val="0"/>
+                <w:sz w:val="19"/>
+              </w:rPr>
+              <w:t>① 「〇〇エンジニアリング」の変遷（プロンプト → コンテキスト → ハーネス → ループ）：「人の役割が変わっても、何を渡すか・確認・最終判断は人」を強調し、本研修がどこを扱うかを示す（ミニ演習T-2）　② Hugging Face への AI エージェントによる侵入（2026年7月）：①の「エージェントが自律的に動く」例として、「AI が自律的に動く時代」「データが入口になる」「守る側も AI を使う」の3点だけ伝え、詳細は第3章につなぐ</w:t>
             </w:r>
           </w:p>
         </w:tc>
@@ -2999,18 +2999,6 @@
           <w:rFonts w:ascii="Yu Gothic" w:hAnsi="Yu Gothic" w:eastAsia="游ゴシック"/>
           <w:b w:val="0"/>
         </w:rPr>
-        <w:t>ミニ演習8-1 は時間があれば。8-1 の No.5（他社の資料の要約）は、第3章の判定（入力してよいか）の復習として扱う</w:t>
-      </w:r>
-    </w:p>
-    <w:p>
-      <w:pPr>
-        <w:pStyle w:val="ListBullet"/>
-      </w:pPr>
-      <w:r>
-        <w:rPr>
-          <w:rFonts w:ascii="Yu Gothic" w:hAnsi="Yu Gothic" w:eastAsia="游ゴシック"/>
-          <w:b w:val="0"/>
-        </w:rPr>
         <w:t>Word の見出しスタイルが付いていないと、スライドの構成が崩れる。</w:t>
       </w:r>
       <w:r>
@@ -3549,7 +3537,7 @@
           <w:rFonts w:ascii="Yu Gothic" w:hAnsi="Yu Gothic" w:eastAsia="游ゴシック"/>
           <w:b w:val="0"/>
         </w:rPr>
-        <w:t>9-1・9-4・9-5 は各説明の代わりに使う。時間が押したら 9-3 は省略する</w:t>
+        <w:t>9-1・9-4・9-5 は各説明の代わりに使う</w:t>
       </w:r>
     </w:p>
     <w:p>
@@ -4003,7 +3991,7 @@
           <w:rFonts w:ascii="Yu Gothic" w:hAnsi="Yu Gothic" w:eastAsia="游ゴシック"/>
           <w:b w:val="0"/>
         </w:rPr>
-        <w:t>ミニ演習S-2（総合ケース）は時間があれば実施し、なければ持ち帰り（解答スライドを配布資料で渡す）。S-3（自分の一歩を書く）は 08_応用ワークシートの「明日からの一歩」と同じ内容なので、発表メモに書けていれば省略してよい</w:t>
+        <w:t>ミニ演習S-2（総合ケース）は時間があれば実施し、なければ持ち帰り（解答スライドを配布資料で渡す）。「明日からの一歩」は 08_応用ワークシートの発表メモに書いたものを使う</w:t>
       </w:r>
     </w:p>
     <w:p>
@@ -4074,7 +4062,7 @@
           <w:rFonts w:ascii="Yu Gothic" w:hAnsi="Yu Gothic" w:eastAsia="游ゴシック"/>
           <w:b w:val="0"/>
         </w:rPr>
-        <w:t xml:space="preserve">スライドには、ほぼすべての説明の直後にミニ演習（全51個、問題と解答は </w:t>
+        <w:t xml:space="preserve">スライドには、ほぼすべての説明の直後にミニ演習（全41個、問題と解答は </w:t>
       </w:r>
       <w:r>
         <w:rPr>
@@ -4207,7 +4195,7 @@
                 <w:b w:val="0"/>
                 <w:sz w:val="19"/>
               </w:rPr>
-              <w:t>0-1、1-2、3-2、3-3、3-4、3-5、4-3、5-1、D2-1、6-3、7-3、9-2、10-2</w:t>
+              <w:t>1-2、3-2、3-3、3-4、3-5、4-3、5-1、D2-1、6-3、7-3、9-2、10-2</w:t>
             </w:r>
           </w:p>
         </w:tc>
@@ -4257,7 +4245,7 @@
                 <w:b w:val="0"/>
                 <w:sz w:val="19"/>
               </w:rPr>
-              <w:t>0-2、T-2、1-3、1-4、2-2、2-3、3-1、3-6、3-7、4-2、6-1、6-2、6-4、7-2、7-4、7-5、8-2、8-3、9-1、9-4、9-5、10-1、10-3、10-4、S-1、S-2</w:t>
+              <w:t>T-2、1-3、1-4、2-2、2-3、3-1、3-6、3-7、4-2、6-1、6-2、6-4、7-2、7-4、7-5、8-2、8-3、9-1、9-4、9-5、10-1、10-3、10-4、S-1、S-2</w:t>
             </w:r>
           </w:p>
         </w:tc>
@@ -4307,7 +4295,7 @@
                 <w:b w:val="0"/>
                 <w:sz w:val="19"/>
               </w:rPr>
-              <w:t>T-1、1-1、1-5、1-6、2-1、2-4、4-1、5-2、7-1、8-1、9-3、S-3</w:t>
+              <w:t>1-5、1-6、2-1、5-2</w:t>
             </w:r>
           </w:p>
         </w:tc>

--- a/docs/word/05_講師ガイド.docx
+++ b/docs/word/05_講師ガイド.docx
@@ -261,9 +261,28 @@
       <w:r>
         <w:rPr>
           <w:rFonts w:ascii="Yu Gothic" w:hAnsi="Yu Gothic" w:eastAsia="游ゴシック"/>
+          <w:b/>
+        </w:rPr>
+        <w:t>アイスブレイク（1分）</w:t>
+      </w:r>
+      <w:r>
+        <w:rPr>
+          <w:rFonts w:ascii="Yu Gothic" w:hAnsi="Yu Gothic" w:eastAsia="游ゴシック"/>
           <w:b w:val="0"/>
         </w:rPr>
-        <w:t>自己紹介：「名前・担当業務・生成AIの利用経験・この研修で持ち帰りたいもの」</w:t>
+        <w:t>：スライド「あなたの現在地を教えてください」で、A（ほぼ使っていない）〜D（仕事で週に何度も使う）から1つをチャットまたは口頭で答えてもらう。分布を見て、第1〜2章の説明の深さと、演習で個別に支援する受講者の目安にする</w:t>
+      </w:r>
+    </w:p>
+    <w:p>
+      <w:pPr>
+        <w:pStyle w:val="ListBullet"/>
+      </w:pPr>
+      <w:r>
+        <w:rPr>
+          <w:rFonts w:ascii="Yu Gothic" w:hAnsi="Yu Gothic" w:eastAsia="游ゴシック"/>
+          <w:b w:val="0"/>
+        </w:rPr>
+        <w:t>自己紹介：「名前・担当業務・生成AIの利用経験・この研修で持ち帰りたいもの」（アイスブレイクで選んだ段を起点に話してもらうと短く済む）</w:t>
       </w:r>
     </w:p>
     <w:p>
